--- a/29_Admin/03_Data_Flow_Statement.docx
+++ b/29_Admin/03_Data_Flow_Statement.docx
@@ -89,7 +89,7 @@
           <w:color w:val="5A5C70"/>
           <w:sz w:val="17"/>
         </w:rPr>
-        <w:t>A free kit by Competence Collective · competencecollective.org · October 2026</w:t>
+        <w:t>Hackles · a free kit · quillsup.org · October 2026</w:t>
       </w:r>
     </w:p>
     <w:p>
@@ -130,7 +130,7 @@
         <w:rPr>
           <w:b/>
         </w:rPr>
-        <w:t>No data flows from students, staff or families to Competence Collective or to any third party through the Hackles kit.</w:t>
+        <w:t>No data flows from students, staff or families to the Hackles team or to any third party through the Hackles kit.</w:t>
       </w:r>
     </w:p>
     <w:p>
@@ -197,7 +197,7 @@
                 <w:rFonts w:ascii="Consolas" w:hAnsi="Consolas"/>
                 <w:sz w:val="17"/>
               </w:rPr>
-              <w:t>Competence Collective                  Your school or library</w:t>
+              <w:t>The Hackles team (quillsup.org)        Your school or library</w:t>
             </w:r>
           </w:p>
           <w:p>
@@ -2721,7 +2721,7 @@
         <w:color w:val="5A5C70"/>
         <w:sz w:val="14"/>
       </w:rPr>
-      <w:t>Hackles · © 2026 Competence Collective · competencecollective.org · Text CC BY-NC 4.0 · Name, logos and art: all rights reserved</w:t>
+      <w:t>Hackles · quillsup.org · © 2026 Competence Collective · Text CC BY-NC 4.0 · Name, logos and art: all rights reserved</w:t>
     </w:r>
     <w:r>
       <w:tab/>
@@ -2789,7 +2789,7 @@
         <w:color w:val="5A5C70"/>
         <w:sz w:val="14"/>
       </w:rPr>
-      <w:t>Hackles · © 2026 Competence Collective · competencecollective.org · Text CC BY-NC 4.0 · Name, logos and art: all rights reserved</w:t>
+      <w:t>Hackles · quillsup.org · © 2026 Competence Collective · Text CC BY-NC 4.0 · Name, logos and art: all rights reserved</w:t>
     </w:r>
     <w:r>
       <w:tab/>
